--- a/2MLD.docx
+++ b/2MLD.docx
@@ -48,7 +48,7 @@
             <wp:extent cx="5760720" cy="2734945"/>
             <wp:effectExtent l="152400" t="152400" r="354330" b="370205"/>
             <wp:wrapSquare wrapText="bothSides"/>
-            <wp:docPr id="1848813284" name="Image 1" descr="The image depicts an Odoo logo, surrounded by gears, with a magnifying glass over a screen, emphasizing its role as an internal diagnostic tool.&#10;&#10;Le contenu généré par l’IA peut être incorrect."/>
+            <wp:docPr id="1848813284" name="Image 1" descr="The image depicts an Odoo logo, surrounded by gears, with a magnifying glass over a screen, emphasizing its role as an internal diagnostic tool.  Le contenu généré par l’IA peut être incorrect."/>
             <wp:cNvGraphicFramePr>
               <a:graphicFrameLocks xmlns:a="http://schemas.openxmlformats.org/drawingml/2006/main" noChangeAspect="1"/>
             </wp:cNvGraphicFramePr>
@@ -56,7 +56,7 @@
               <a:graphicData uri="http://schemas.openxmlformats.org/drawingml/2006/picture">
                 <pic:pic xmlns:pic="http://schemas.openxmlformats.org/drawingml/2006/picture">
                   <pic:nvPicPr>
-                    <pic:cNvPr id="1848813284" name="Image 1" descr="The image depicts an Odoo logo, surrounded by gears, with a magnifying glass over a screen, emphasizing its role as an internal diagnostic tool.&#10;&#10;Le contenu généré par l’IA peut être incorrect."/>
+                    <pic:cNvPr id="1848813284" name="Image 1" descr="The image depicts an Odoo logo, surrounded by gears, with a magnifying glass over a screen, emphasizing its role as an internal diagnostic tool.  Le contenu généré par l’IA peut être incorrect."/>
                     <pic:cNvPicPr/>
                   </pic:nvPicPr>
                   <pic:blipFill>
@@ -117,15 +117,7 @@
     </w:p>
     <w:p>
       <w:r>
-        <w:t xml:space="preserve">Contient les informations essentielles de chaque entreprise </w:t>
-      </w:r>
-      <w:proofErr w:type="gramStart"/>
-      <w:r>
-        <w:t>cliente nécessaires</w:t>
-      </w:r>
-      <w:proofErr w:type="gramEnd"/>
-      <w:r>
-        <w:t xml:space="preserve"> au questionnaire.</w:t>
+        <w:t>Contient les informations essentielles de chaque entreprise cliente nécessaires au questionnaire.</w:t>
       </w:r>
       <w:r>
         <w:br/>
@@ -149,7 +141,7 @@
         <w:tc>
           <w:tcPr>
             <w:tcW w:w="2263" w:type="dxa"/>
-            <w:shd w:val="clear" w:color="auto" w:fill="3382C9"/>
+            <w:shd w:val="clear" w:color="auto" w:fill="03A9F4"/>
             <w:vAlign w:val="center"/>
           </w:tcPr>
           <w:p>
@@ -169,7 +161,7 @@
         <w:tc>
           <w:tcPr>
             <w:tcW w:w="2127" w:type="dxa"/>
-            <w:shd w:val="clear" w:color="auto" w:fill="3382C9"/>
+            <w:shd w:val="clear" w:color="auto" w:fill="03A9F4"/>
             <w:vAlign w:val="center"/>
           </w:tcPr>
           <w:p>
@@ -189,7 +181,7 @@
         <w:tc>
           <w:tcPr>
             <w:tcW w:w="5105" w:type="dxa"/>
-            <w:shd w:val="clear" w:color="auto" w:fill="3382C9"/>
+            <w:shd w:val="clear" w:color="auto" w:fill="03A9F4"/>
             <w:vAlign w:val="center"/>
           </w:tcPr>
           <w:p>
@@ -355,7 +347,6 @@
                 <w:szCs w:val="19"/>
               </w:rPr>
             </w:pPr>
-            <w:proofErr w:type="spellStart"/>
             <w:r>
               <w:rPr>
                 <w:color w:val="1A1A1A"/>
@@ -364,7 +355,6 @@
               </w:rPr>
               <w:t>EMail</w:t>
             </w:r>
-            <w:proofErr w:type="spellEnd"/>
           </w:p>
         </w:tc>
         <w:tc>
@@ -431,7 +421,6 @@
                 <w:szCs w:val="19"/>
               </w:rPr>
             </w:pPr>
-            <w:proofErr w:type="spellStart"/>
             <w:r>
               <w:rPr>
                 <w:color w:val="1A1A1A"/>
@@ -440,7 +429,6 @@
               </w:rPr>
               <w:t>NombreEmploye</w:t>
             </w:r>
-            <w:proofErr w:type="spellEnd"/>
           </w:p>
         </w:tc>
         <w:tc>
@@ -507,7 +495,6 @@
                 <w:szCs w:val="19"/>
               </w:rPr>
             </w:pPr>
-            <w:proofErr w:type="spellStart"/>
             <w:r>
               <w:rPr>
                 <w:color w:val="1A1A1A"/>
@@ -516,7 +503,6 @@
               </w:rPr>
               <w:t>SecteurActiviteId</w:t>
             </w:r>
-            <w:proofErr w:type="spellEnd"/>
           </w:p>
         </w:tc>
         <w:tc>
@@ -563,18 +549,8 @@
                 <w:sz w:val="19"/>
                 <w:szCs w:val="19"/>
               </w:rPr>
-              <w:t xml:space="preserve">Référence vers </w:t>
-            </w:r>
-            <w:proofErr w:type="spellStart"/>
-            <w:r>
-              <w:rPr>
-                <w:color w:val="1A1A1A"/>
-                <w:sz w:val="19"/>
-                <w:szCs w:val="19"/>
-              </w:rPr>
-              <w:t>SecteurActivite</w:t>
-            </w:r>
-            <w:proofErr w:type="spellEnd"/>
+              <w:t>Référence vers SecteurActivite</w:t>
+            </w:r>
           </w:p>
         </w:tc>
       </w:tr>
@@ -591,6 +567,9 @@
     <w:p>
       <w:pPr>
         <w:spacing w:before="100" w:after="60"/>
+        <w:rPr>
+          <w:color w:val="1A1A1A"/>
+        </w:rPr>
       </w:pPr>
       <w:r>
         <w:rPr>
@@ -604,26 +583,45 @@
         <w:rPr>
           <w:color w:val="1A1A1A"/>
         </w:rPr>
-        <w:t xml:space="preserve">Les données clients complètes (adresse, contacts, etc.) sont déjà stockées dans l'Odoo interne de blackbox. Seuls les attributs ayant une incidence sur la sélection des applications sont stockés ici. Le </w:t>
-      </w:r>
-      <w:proofErr w:type="spellStart"/>
-      <w:r>
-        <w:rPr>
-          <w:color w:val="1A1A1A"/>
-        </w:rPr>
-        <w:t>NombreEmploye</w:t>
-      </w:r>
-      <w:proofErr w:type="spellEnd"/>
-      <w:r>
-        <w:rPr>
-          <w:color w:val="1A1A1A"/>
-        </w:rPr>
-        <w:t xml:space="preserve"> est particulièrement important car il a une incidence directe sur la tarification de l'ERP Odoo.</w:t>
+        <w:t>Les données clients complètes (adresse, contacts, etc.) sont déjà stockées dans l'Odoo interne de blackbox. Seuls les attributs ayant une incidence sur la sélection des applications sont stockés ici. Le NombreEmploye est particulièrement important car il a une incidence directe sur la tarification de l'ERP Odoo</w:t>
+      </w:r>
+      <w:r>
+        <w:rPr>
+          <w:color w:val="1A1A1A"/>
+        </w:rPr>
+        <w:t xml:space="preserve"> et n’est pas stocké dans la base de données Odoo blackbox</w:t>
+      </w:r>
+      <w:r>
+        <w:rPr>
+          <w:color w:val="1A1A1A"/>
+        </w:rPr>
+        <w:t>.</w:t>
+      </w:r>
+      <w:r>
+        <w:rPr>
+          <w:color w:val="1A1A1A"/>
+        </w:rPr>
+        <w:t xml:space="preserve"> L’adresse e-mail quand a elle </w:t>
+      </w:r>
+      <w:r>
+        <w:rPr>
+          <w:color w:val="1A1A1A"/>
+        </w:rPr>
+        <w:t>servira</w:t>
+      </w:r>
+      <w:r>
+        <w:rPr>
+          <w:color w:val="1A1A1A"/>
+        </w:rPr>
+        <w:t xml:space="preserve"> dans une future liaison de mon application vers Odoo en tant que référence unique.</w:t>
       </w:r>
     </w:p>
     <w:p>
       <w:pPr>
         <w:spacing w:before="100" w:after="60"/>
+        <w:rPr>
+          <w:color w:val="1A1A1A"/>
+        </w:rPr>
       </w:pPr>
       <w:r>
         <w:rPr>
@@ -637,7 +635,13 @@
         <w:rPr>
           <w:color w:val="1A1A1A"/>
         </w:rPr>
-        <w:t>blackbox travaille principalement avec des PME. Si une entreprise couvre plusieurs secteurs d'activité, l'intégration Odoo se déroulera en deux phases distinctes, traitées comme deux projets séparés. On crée donc deux clients distincts dans l'application.</w:t>
+        <w:t>blackbox travaille principalement avec des PME. Si une entreprise couvre plusieurs secteurs d'activité, l'intégration Odoo se déroulera en deux phases distinctes, traitées comme deux projets séparés. On crée donc deux clients distincts dans l'application</w:t>
+      </w:r>
+      <w:r>
+        <w:rPr>
+          <w:color w:val="1A1A1A"/>
+        </w:rPr>
+        <w:t xml:space="preserve"> en indiquant dans le nom la spécificité de la branche de la société.</w:t>
       </w:r>
     </w:p>
     <w:p>
@@ -659,7 +663,19 @@
         <w:rPr>
           <w:color w:val="1A1A1A"/>
         </w:rPr>
-        <w:t>Un résultat représente un pool d'applications Odoo sélectionnées pour ce client. Si les besoins évoluent significativement, cela correspond à un nouveau projet d'intégration, donc un nouveau client. Le résultat existant peut être écrasé si une correction mineure est nécessaire.</w:t>
+        <w:t xml:space="preserve">Un résultat représente un pool d'applications Odoo sélectionnées pour ce client. Si les besoins évoluent significativement, cela correspond à un nouveau projet d'intégration, donc un nouveau client. </w:t>
+      </w:r>
+      <w:r>
+        <w:rPr>
+          <w:color w:val="1A1A1A"/>
+        </w:rPr>
+        <w:t>En cas de faible évolution durant l’intégration, l’application prévoit de pouvoir reprendre le client et adapter les informations</w:t>
+      </w:r>
+      <w:r>
+        <w:rPr>
+          <w:color w:val="1A1A1A"/>
+        </w:rPr>
+        <w:t xml:space="preserve"> directement dans la base de données.</w:t>
       </w:r>
     </w:p>
     <w:p>
@@ -674,12 +690,10 @@
       <w:pPr>
         <w:pStyle w:val="Titre2"/>
       </w:pPr>
-      <w:proofErr w:type="spellStart"/>
       <w:r>
         <w:lastRenderedPageBreak/>
         <w:t>SecteurActivite</w:t>
       </w:r>
-      <w:proofErr w:type="spellEnd"/>
     </w:p>
     <w:p>
       <w:pPr>
@@ -710,7 +724,7 @@
         <w:tc>
           <w:tcPr>
             <w:tcW w:w="2263" w:type="dxa"/>
-            <w:shd w:val="clear" w:color="auto" w:fill="83A1B0"/>
+            <w:shd w:val="clear" w:color="auto" w:fill="00B3A1"/>
             <w:vAlign w:val="center"/>
           </w:tcPr>
           <w:p>
@@ -730,7 +744,7 @@
         <w:tc>
           <w:tcPr>
             <w:tcW w:w="2127" w:type="dxa"/>
-            <w:shd w:val="clear" w:color="auto" w:fill="83A1B0"/>
+            <w:shd w:val="clear" w:color="auto" w:fill="00B3A1"/>
             <w:vAlign w:val="center"/>
           </w:tcPr>
           <w:p>
@@ -750,7 +764,7 @@
         <w:tc>
           <w:tcPr>
             <w:tcW w:w="5105" w:type="dxa"/>
-            <w:shd w:val="clear" w:color="auto" w:fill="83A1B0"/>
+            <w:shd w:val="clear" w:color="auto" w:fill="00B3A1"/>
             <w:vAlign w:val="center"/>
           </w:tcPr>
           <w:p>
@@ -896,25 +910,7 @@
                 <w:sz w:val="19"/>
                 <w:szCs w:val="19"/>
               </w:rPr>
-              <w:t>Nom du secteur (</w:t>
-            </w:r>
-            <w:proofErr w:type="gramStart"/>
-            <w:r>
-              <w:rPr>
-                <w:color w:val="1A1A1A"/>
-                <w:sz w:val="19"/>
-                <w:szCs w:val="19"/>
-              </w:rPr>
-              <w:t>ex:</w:t>
-            </w:r>
-            <w:proofErr w:type="gramEnd"/>
-            <w:r>
-              <w:rPr>
-                <w:color w:val="1A1A1A"/>
-                <w:sz w:val="19"/>
-                <w:szCs w:val="19"/>
-              </w:rPr>
-              <w:t xml:space="preserve"> Restauration, Négoce, Service)</w:t>
+              <w:t>Nom du secteur (ex: Restauration, Négoce, Service)</w:t>
             </w:r>
           </w:p>
         </w:tc>
@@ -1006,6 +1002,9 @@
     <w:p>
       <w:pPr>
         <w:spacing w:before="100" w:after="60"/>
+        <w:rPr>
+          <w:color w:val="1A1A1A"/>
+        </w:rPr>
       </w:pPr>
       <w:r>
         <w:rPr>
@@ -1041,7 +1040,21 @@
         <w:rPr>
           <w:color w:val="1A1A1A"/>
         </w:rPr>
-        <w:t>Les secteurs sont saisis par les administrateurs de l'application et non librement par les utilisateurs. Cela garantit la cohérence des questionnaires et des sélections d'applications associées à chaque secteur.</w:t>
+        <w:t xml:space="preserve">Les secteurs choisis sont sensés couvrir tous les secteurs d’activité. En cas de secteur très spécifique, l’utilisateur choisira le secteur le plus proche tout en indiquant dans un champ une note (liée à la table </w:t>
+      </w:r>
+      <w:proofErr w:type="spellStart"/>
+      <w:r>
+        <w:rPr>
+          <w:color w:val="1A1A1A"/>
+        </w:rPr>
+        <w:t>Resultat</w:t>
+      </w:r>
+      <w:proofErr w:type="spellEnd"/>
+      <w:r>
+        <w:rPr>
+          <w:color w:val="1A1A1A"/>
+        </w:rPr>
+        <w:t>)</w:t>
       </w:r>
     </w:p>
     <w:p>
@@ -1069,7 +1082,31 @@
         <w:rPr>
           <w:color w:val="1A1A1A"/>
         </w:rPr>
-        <w:t>Contient les questions du questionnaire dynamique, adaptées au secteur d'activité du client. Chaque question intègre directement la réponse Oui/Non de l'intégrateur et peut être liée à une question parente pour gérer un enchaînement conditionnel.</w:t>
+        <w:t xml:space="preserve">Contient les questions du questionnaire dynamique, adaptées au secteur d’activité du client. Chaque question peut être liée à une question parente pour gérer un enchaînement conditionnel. Les réponses </w:t>
+      </w:r>
+      <w:r>
+        <w:rPr>
+          <w:color w:val="1A1A1A"/>
+        </w:rPr>
+        <w:t>(</w:t>
+      </w:r>
+      <w:r>
+        <w:rPr>
+          <w:color w:val="1A1A1A"/>
+        </w:rPr>
+        <w:t>Oui/Non</w:t>
+      </w:r>
+      <w:r>
+        <w:rPr>
+          <w:color w:val="1A1A1A"/>
+        </w:rPr>
+        <w:t>)</w:t>
+      </w:r>
+      <w:r>
+        <w:rPr>
+          <w:color w:val="1A1A1A"/>
+        </w:rPr>
+        <w:t xml:space="preserve"> sont stockées dans la table Repondre (liée à Client).</w:t>
       </w:r>
     </w:p>
     <w:tbl>
@@ -1090,7 +1127,7 @@
         <w:tc>
           <w:tcPr>
             <w:tcW w:w="2263" w:type="dxa"/>
-            <w:shd w:val="clear" w:color="auto" w:fill="4CAF50"/>
+            <w:shd w:val="clear" w:color="auto" w:fill="C2915D"/>
             <w:vAlign w:val="center"/>
           </w:tcPr>
           <w:p>
@@ -1110,7 +1147,7 @@
         <w:tc>
           <w:tcPr>
             <w:tcW w:w="2127" w:type="dxa"/>
-            <w:shd w:val="clear" w:color="auto" w:fill="4CAF50"/>
+            <w:shd w:val="clear" w:color="auto" w:fill="C2915D"/>
             <w:vAlign w:val="center"/>
           </w:tcPr>
           <w:p>
@@ -1130,7 +1167,7 @@
         <w:tc>
           <w:tcPr>
             <w:tcW w:w="5105" w:type="dxa"/>
-            <w:shd w:val="clear" w:color="auto" w:fill="4CAF50"/>
+            <w:shd w:val="clear" w:color="auto" w:fill="C2915D"/>
             <w:vAlign w:val="center"/>
           </w:tcPr>
           <w:p>
@@ -1341,25 +1378,7 @@
                 <w:sz w:val="19"/>
                 <w:szCs w:val="19"/>
               </w:rPr>
-              <w:t xml:space="preserve">Ordre d'affichage — indépendant de </w:t>
-            </w:r>
-            <w:proofErr w:type="spellStart"/>
-            <w:r>
-              <w:rPr>
-                <w:color w:val="1A1A1A"/>
-                <w:sz w:val="19"/>
-                <w:szCs w:val="19"/>
-              </w:rPr>
-              <w:t>l'Id</w:t>
-            </w:r>
-            <w:proofErr w:type="spellEnd"/>
-            <w:r>
-              <w:rPr>
-                <w:color w:val="1A1A1A"/>
-                <w:sz w:val="19"/>
-                <w:szCs w:val="19"/>
-              </w:rPr>
-              <w:t xml:space="preserve"> pour faciliter les ajouts futurs</w:t>
+              <w:t>Ordre d'affichage — indépendant de l'Id pour faciliter les ajouts futurs</w:t>
             </w:r>
           </w:p>
         </w:tc>
@@ -1378,16 +1397,14 @@
                 <w:szCs w:val="19"/>
               </w:rPr>
             </w:pPr>
-            <w:proofErr w:type="spellStart"/>
-            <w:r>
-              <w:rPr>
-                <w:color w:val="1A1A1A"/>
-                <w:sz w:val="19"/>
-                <w:szCs w:val="19"/>
-              </w:rPr>
-              <w:t>Reponse</w:t>
-            </w:r>
-            <w:proofErr w:type="spellEnd"/>
+            <w:r>
+              <w:rPr>
+                <w:color w:val="1A1A1A"/>
+                <w:sz w:val="19"/>
+                <w:szCs w:val="19"/>
+              </w:rPr>
+              <w:t>SecteurActiviteId</w:t>
+            </w:r>
           </w:p>
         </w:tc>
         <w:tc>
@@ -1409,7 +1426,7 @@
                 <w:sz w:val="19"/>
                 <w:szCs w:val="19"/>
               </w:rPr>
-              <w:t>BOOLEAN</w:t>
+              <w:t>INT (FK)</w:t>
             </w:r>
           </w:p>
         </w:tc>
@@ -1432,7 +1449,7 @@
                 <w:sz w:val="19"/>
                 <w:szCs w:val="19"/>
               </w:rPr>
-              <w:t>Réponse Oui/Non saisie par l'intégrateur</w:t>
+              <w:t>Référence vers SecteurActivite</w:t>
             </w:r>
           </w:p>
         </w:tc>
@@ -1451,16 +1468,14 @@
                 <w:szCs w:val="19"/>
               </w:rPr>
             </w:pPr>
-            <w:proofErr w:type="spellStart"/>
-            <w:r>
-              <w:rPr>
-                <w:color w:val="1A1A1A"/>
-                <w:sz w:val="19"/>
-                <w:szCs w:val="19"/>
-              </w:rPr>
-              <w:t>SecteurActiviteId</w:t>
-            </w:r>
-            <w:proofErr w:type="spellEnd"/>
+            <w:r>
+              <w:rPr>
+                <w:color w:val="1A1A1A"/>
+                <w:sz w:val="19"/>
+                <w:szCs w:val="19"/>
+              </w:rPr>
+              <w:t>QuestionId</w:t>
+            </w:r>
           </w:p>
         </w:tc>
         <w:tc>
@@ -1482,7 +1497,7 @@
                 <w:sz w:val="19"/>
                 <w:szCs w:val="19"/>
               </w:rPr>
-              <w:t>INT (FK)</w:t>
+              <w:t>INT (FK, nullable)</w:t>
             </w:r>
           </w:p>
         </w:tc>
@@ -1505,108 +1520,15 @@
                 <w:sz w:val="19"/>
                 <w:szCs w:val="19"/>
               </w:rPr>
-              <w:t xml:space="preserve">Référence vers </w:t>
-            </w:r>
-            <w:proofErr w:type="spellStart"/>
-            <w:r>
-              <w:rPr>
-                <w:color w:val="1A1A1A"/>
-                <w:sz w:val="19"/>
-                <w:szCs w:val="19"/>
-              </w:rPr>
-              <w:t>SecteurActivite</w:t>
-            </w:r>
-            <w:proofErr w:type="spellEnd"/>
-          </w:p>
-        </w:tc>
-      </w:tr>
-      <w:tr>
-        <w:tc>
-          <w:tcPr>
-            <w:tcW w:w="2263" w:type="dxa"/>
-          </w:tcPr>
-          <w:p>
-            <w:pPr>
-              <w:spacing w:before="60"/>
-              <w:rPr>
-                <w:color w:val="1A1A1A"/>
-                <w:sz w:val="19"/>
-                <w:szCs w:val="19"/>
-              </w:rPr>
-            </w:pPr>
-            <w:proofErr w:type="spellStart"/>
-            <w:r>
-              <w:rPr>
-                <w:color w:val="1A1A1A"/>
-                <w:sz w:val="19"/>
-                <w:szCs w:val="19"/>
-              </w:rPr>
-              <w:t>QuestionId</w:t>
-            </w:r>
-            <w:proofErr w:type="spellEnd"/>
-          </w:p>
-        </w:tc>
-        <w:tc>
-          <w:tcPr>
-            <w:tcW w:w="2127" w:type="dxa"/>
-          </w:tcPr>
-          <w:p>
-            <w:pPr>
-              <w:spacing w:before="60"/>
-              <w:rPr>
-                <w:color w:val="1A1A1A"/>
-                <w:sz w:val="19"/>
-                <w:szCs w:val="19"/>
-              </w:rPr>
-            </w:pPr>
-            <w:r>
-              <w:rPr>
-                <w:color w:val="1A1A1A"/>
-                <w:sz w:val="19"/>
-                <w:szCs w:val="19"/>
-              </w:rPr>
-              <w:t xml:space="preserve">INT (FK, </w:t>
-            </w:r>
-            <w:proofErr w:type="spellStart"/>
-            <w:r>
-              <w:rPr>
-                <w:color w:val="1A1A1A"/>
-                <w:sz w:val="19"/>
-                <w:szCs w:val="19"/>
-              </w:rPr>
-              <w:t>nullable</w:t>
-            </w:r>
-            <w:proofErr w:type="spellEnd"/>
-            <w:r>
-              <w:rPr>
-                <w:color w:val="1A1A1A"/>
-                <w:sz w:val="19"/>
-                <w:szCs w:val="19"/>
-              </w:rPr>
-              <w:t>)</w:t>
-            </w:r>
-          </w:p>
-        </w:tc>
-        <w:tc>
-          <w:tcPr>
-            <w:tcW w:w="5105" w:type="dxa"/>
-          </w:tcPr>
-          <w:p>
-            <w:pPr>
-              <w:spacing w:before="60"/>
-              <w:rPr>
-                <w:color w:val="1A1A1A"/>
-                <w:sz w:val="19"/>
-                <w:szCs w:val="19"/>
-              </w:rPr>
-            </w:pPr>
-            <w:r>
-              <w:rPr>
-                <w:color w:val="1A1A1A"/>
-                <w:sz w:val="19"/>
-                <w:szCs w:val="19"/>
-              </w:rPr>
-              <w:t>Référence vers la question parente — NULL si question racine</w:t>
+              <w:t>Référence vers la question parente — NUL</w:t>
+            </w:r>
+            <w:r>
+              <w:rPr>
+                <w:color w:val="1A1A1A"/>
+                <w:sz w:val="19"/>
+                <w:szCs w:val="19"/>
+              </w:rPr>
+              <w:t>L = question individuelle</w:t>
             </w:r>
           </w:p>
         </w:tc>
@@ -1624,6 +1546,9 @@
     <w:p>
       <w:pPr>
         <w:spacing w:before="100" w:after="60"/>
+        <w:rPr>
+          <w:color w:val="1A1A1A"/>
+        </w:rPr>
       </w:pPr>
       <w:r>
         <w:rPr>
@@ -1645,26 +1570,27 @@
         <w:rPr>
           <w:color w:val="1A1A1A"/>
         </w:rPr>
-        <w:t xml:space="preserve"> seul ne garantit pas un ordre logique pour l'utilisateur, notamment si des questions sont ajoutées ou insérées ultérieurement entre deux questions existantes. L'attribut Ordre permet de définir une séquence indépendante de </w:t>
-      </w:r>
-      <w:proofErr w:type="spellStart"/>
-      <w:r>
-        <w:rPr>
-          <w:color w:val="1A1A1A"/>
-        </w:rPr>
-        <w:t>l'Id</w:t>
-      </w:r>
-      <w:proofErr w:type="spellEnd"/>
-      <w:r>
-        <w:rPr>
-          <w:color w:val="1A1A1A"/>
-        </w:rPr>
-        <w:t>, facilitant la maintenance du questionnaire.</w:t>
+        <w:t xml:space="preserve"> </w:t>
+      </w:r>
+      <w:r>
+        <w:rPr>
+          <w:color w:val="1A1A1A"/>
+        </w:rPr>
+        <w:t>ne garantit pas un ordre logique pour l'utilisateur, notamment si des questions sont ajoutées ou insérées ultérieurement entre deux questions existantes. L'attribut Ordre permet de définir une séquence indépendante de l'Id, facilitant la maintenance du questionnaire.</w:t>
+      </w:r>
+      <w:r>
+        <w:rPr>
+          <w:color w:val="1A1A1A"/>
+        </w:rPr>
+        <w:t xml:space="preserve"> En cas d’ajout de question, elle pourra être insérée à la discrétion du créateur de la question.</w:t>
       </w:r>
     </w:p>
     <w:p>
       <w:pPr>
         <w:spacing w:before="100" w:after="60"/>
+        <w:rPr>
+          <w:color w:val="1A1A1A"/>
+        </w:rPr>
       </w:pPr>
       <w:r>
         <w:rPr>
@@ -1672,7 +1598,7 @@
           <w:bCs/>
           <w:color w:val="1A1A1A"/>
         </w:rPr>
-        <w:t xml:space="preserve">Champ </w:t>
+        <w:t xml:space="preserve">Question &gt; </w:t>
       </w:r>
       <w:proofErr w:type="spellStart"/>
       <w:r>
@@ -1681,7 +1607,7 @@
           <w:bCs/>
           <w:color w:val="1A1A1A"/>
         </w:rPr>
-        <w:t>Reponse</w:t>
+        <w:t>QuestionId</w:t>
       </w:r>
       <w:proofErr w:type="spellEnd"/>
       <w:r>
@@ -1690,97 +1616,70 @@
           <w:bCs/>
           <w:color w:val="1A1A1A"/>
         </w:rPr>
-        <w:t xml:space="preserve"> (BOOLEAN) : </w:t>
-      </w:r>
-      <w:r>
-        <w:rPr>
-          <w:color w:val="1A1A1A"/>
-        </w:rPr>
-        <w:t xml:space="preserve">Puisque toutes les réponses sont de type Oui/Non, créer une table </w:t>
+        <w:t xml:space="preserve"> (FK </w:t>
       </w:r>
       <w:proofErr w:type="spellStart"/>
-      <w:r>
-        <w:rPr>
-          <w:color w:val="1A1A1A"/>
-        </w:rPr>
-        <w:t>Reponse</w:t>
-      </w:r>
-      <w:proofErr w:type="spellEnd"/>
-      <w:r>
-        <w:rPr>
-          <w:color w:val="1A1A1A"/>
-        </w:rPr>
-        <w:t xml:space="preserve"> dédiée aurait généré un grand nombre d'enregistrements redondants (2 par question). Stocker la réponse directement dans la table Question simplifie la structure, réduit la redondance et respecte le principe KISS (Keep It Simple).</w:t>
-      </w:r>
-    </w:p>
-    <w:p>
-      <w:pPr>
-        <w:spacing w:before="100" w:after="60"/>
-      </w:pPr>
       <w:r>
         <w:rPr>
           <w:b/>
           <w:bCs/>
           <w:color w:val="1A1A1A"/>
         </w:rPr>
-        <w:t xml:space="preserve">Auto-référence </w:t>
-      </w:r>
-      <w:proofErr w:type="spellStart"/>
+        <w:t>nullable</w:t>
+      </w:r>
+      <w:proofErr w:type="spellEnd"/>
       <w:r>
         <w:rPr>
           <w:b/>
           <w:bCs/>
           <w:color w:val="1A1A1A"/>
         </w:rPr>
-        <w:t>QuestionId</w:t>
-      </w:r>
-      <w:proofErr w:type="spellEnd"/>
+        <w:t xml:space="preserve">) : </w:t>
+      </w:r>
+      <w:r>
+        <w:rPr>
+          <w:color w:val="1A1A1A"/>
+        </w:rPr>
+        <w:t xml:space="preserve">Ce champ permet de </w:t>
+      </w:r>
+      <w:r>
+        <w:rPr>
+          <w:color w:val="1A1A1A"/>
+        </w:rPr>
+        <w:t xml:space="preserve">créer </w:t>
+      </w:r>
+      <w:r>
+        <w:rPr>
+          <w:color w:val="1A1A1A"/>
+        </w:rPr>
+        <w:t xml:space="preserve">un questionnaire conditionnel : une question peut avoir des questions </w:t>
+      </w:r>
+      <w:r>
+        <w:rPr>
+          <w:color w:val="1A1A1A"/>
+        </w:rPr>
+        <w:t>découlant spécifiquement de celle-ci</w:t>
+      </w:r>
+      <w:r>
+        <w:rPr>
+          <w:color w:val="1A1A1A"/>
+        </w:rPr>
+        <w:t>. Si la réponse à la question parente est Non, les questions enfants sont ignorées et sautées. La valeur NULL indique une question racine sans parent.</w:t>
+      </w:r>
+    </w:p>
+    <w:p>
+      <w:pPr>
+        <w:spacing w:before="100" w:after="60"/>
+        <w:rPr>
+          <w:color w:val="1A1A1A"/>
+        </w:rPr>
+      </w:pPr>
       <w:r>
         <w:rPr>
           <w:b/>
           <w:bCs/>
           <w:color w:val="1A1A1A"/>
         </w:rPr>
-        <w:t xml:space="preserve"> (FK </w:t>
-      </w:r>
-      <w:proofErr w:type="spellStart"/>
-      <w:r>
-        <w:rPr>
-          <w:b/>
-          <w:bCs/>
-          <w:color w:val="1A1A1A"/>
-        </w:rPr>
-        <w:t>nullable</w:t>
-      </w:r>
-      <w:proofErr w:type="spellEnd"/>
-      <w:r>
-        <w:rPr>
-          <w:b/>
-          <w:bCs/>
-          <w:color w:val="1A1A1A"/>
-        </w:rPr>
-        <w:t xml:space="preserve">) : </w:t>
-      </w:r>
-      <w:r>
-        <w:rPr>
-          <w:color w:val="1A1A1A"/>
-        </w:rPr>
-        <w:t>Ce champ permet de modéliser un questionnaire conditionnel : une question peut avoir des sous-questions enfants. Si la réponse à la question parente est Non, les questions enfants sont ignorées et sautées. Il s'agit d'un pattern classique de table récursive (arbre parent-enfant) en base de données relationnelle. La valeur NULL indique une question racine sans parent.</w:t>
-      </w:r>
-    </w:p>
-    <w:p>
-      <w:pPr>
-        <w:spacing w:before="100" w:after="60"/>
-        <w:rPr>
-          <w:color w:val="1A1A1A"/>
-        </w:rPr>
-      </w:pPr>
-      <w:r>
-        <w:rPr>
-          <w:b/>
-          <w:bCs/>
-          <w:color w:val="1A1A1A"/>
-        </w:rPr>
         <w:t xml:space="preserve">1 question = 1 secteur d'activité : </w:t>
       </w:r>
       <w:r>
@@ -1802,12 +1701,10 @@
       <w:pPr>
         <w:pStyle w:val="Titre2"/>
       </w:pPr>
-      <w:proofErr w:type="spellStart"/>
       <w:r>
         <w:lastRenderedPageBreak/>
         <w:t>ApplicationOdoo</w:t>
       </w:r>
-      <w:proofErr w:type="spellEnd"/>
     </w:p>
     <w:p>
       <w:pPr>
@@ -2108,7 +2005,6 @@
                 <w:szCs w:val="19"/>
               </w:rPr>
             </w:pPr>
-            <w:proofErr w:type="spellStart"/>
             <w:r>
               <w:rPr>
                 <w:color w:val="1A1A1A"/>
@@ -2117,7 +2013,6 @@
               </w:rPr>
               <w:t>EstEssentiel</w:t>
             </w:r>
-            <w:proofErr w:type="spellEnd"/>
           </w:p>
         </w:tc>
         <w:tc>
@@ -2181,7 +2076,6 @@
                 <w:szCs w:val="19"/>
               </w:rPr>
             </w:pPr>
-            <w:proofErr w:type="spellStart"/>
             <w:r>
               <w:rPr>
                 <w:color w:val="1A1A1A"/>
@@ -2190,7 +2084,6 @@
               </w:rPr>
               <w:t>EstAdministrative</w:t>
             </w:r>
-            <w:proofErr w:type="spellEnd"/>
           </w:p>
         </w:tc>
         <w:tc>
@@ -2254,7 +2147,6 @@
                 <w:szCs w:val="19"/>
               </w:rPr>
             </w:pPr>
-            <w:proofErr w:type="spellStart"/>
             <w:r>
               <w:rPr>
                 <w:color w:val="1A1A1A"/>
@@ -2263,7 +2155,6 @@
               </w:rPr>
               <w:t>SecteurActiviteId</w:t>
             </w:r>
-            <w:proofErr w:type="spellEnd"/>
           </w:p>
         </w:tc>
         <w:tc>
@@ -2285,25 +2176,7 @@
                 <w:sz w:val="19"/>
                 <w:szCs w:val="19"/>
               </w:rPr>
-              <w:t xml:space="preserve">INT (FK, </w:t>
-            </w:r>
-            <w:proofErr w:type="spellStart"/>
-            <w:r>
-              <w:rPr>
-                <w:color w:val="1A1A1A"/>
-                <w:sz w:val="19"/>
-                <w:szCs w:val="19"/>
-              </w:rPr>
-              <w:t>nullable</w:t>
-            </w:r>
-            <w:proofErr w:type="spellEnd"/>
-            <w:r>
-              <w:rPr>
-                <w:color w:val="1A1A1A"/>
-                <w:sz w:val="19"/>
-                <w:szCs w:val="19"/>
-              </w:rPr>
-              <w:t>)</w:t>
+              <w:t>INT (FK, nullable)</w:t>
             </w:r>
           </w:p>
         </w:tc>
@@ -2344,192 +2217,181 @@
     <w:p>
       <w:pPr>
         <w:spacing w:before="100" w:after="60"/>
-      </w:pPr>
-      <w:proofErr w:type="spellStart"/>
+        <w:rPr>
+          <w:color w:val="1A1A1A"/>
+        </w:rPr>
+      </w:pPr>
       <w:r>
         <w:rPr>
           <w:b/>
           <w:bCs/>
           <w:color w:val="1A1A1A"/>
         </w:rPr>
-        <w:t>EstEssentiel</w:t>
-      </w:r>
-      <w:proofErr w:type="spellEnd"/>
+        <w:t xml:space="preserve">EstEssentiel (boolean) : </w:t>
+      </w:r>
+      <w:r>
+        <w:rPr>
+          <w:color w:val="1A1A1A"/>
+        </w:rPr>
+        <w:t>Certaines applications sont indispensables pour un secteur d'activité donné dès le démarrage. Par exemple, l'application Point de Vente est essentielle pour la restauration. Ce booléen permet de distinguer les applications à installer en priorité des applications secondaires pouvant être ajoutées ultérieurement.</w:t>
+      </w:r>
+    </w:p>
+    <w:p>
+      <w:pPr>
+        <w:spacing w:before="100" w:after="60"/>
+        <w:rPr>
+          <w:color w:val="1A1A1A"/>
+        </w:rPr>
+      </w:pPr>
+      <w:proofErr w:type="spellStart"/>
       <w:r>
         <w:rPr>
           <w:b/>
           <w:bCs/>
           <w:color w:val="1A1A1A"/>
         </w:rPr>
-        <w:t xml:space="preserve"> (</w:t>
-      </w:r>
-      <w:proofErr w:type="spellStart"/>
+        <w:t>EstAdministrative</w:t>
+      </w:r>
+      <w:proofErr w:type="spellEnd"/>
       <w:r>
         <w:rPr>
           <w:b/>
           <w:bCs/>
           <w:color w:val="1A1A1A"/>
         </w:rPr>
-        <w:t>boolean</w:t>
-      </w:r>
-      <w:proofErr w:type="spellEnd"/>
+        <w:t xml:space="preserve"> (</w:t>
+      </w:r>
+      <w:proofErr w:type="spellStart"/>
       <w:r>
         <w:rPr>
           <w:b/>
           <w:bCs/>
           <w:color w:val="1A1A1A"/>
         </w:rPr>
-        <w:t xml:space="preserve">) : </w:t>
-      </w:r>
-      <w:r>
-        <w:rPr>
-          <w:color w:val="1A1A1A"/>
-        </w:rPr>
-        <w:t>Certaines applications sont indispensables pour un secteur d'activité donné dès le démarrage. Par exemple, l'application Point de Vente est essentielle pour la restauration. Ce booléen permet de distinguer les applications à installer en priorité des applications secondaires pouvant être ajoutées ultérieurement.</w:t>
-      </w:r>
-    </w:p>
-    <w:p>
-      <w:pPr>
-        <w:spacing w:before="100" w:after="60"/>
-      </w:pPr>
-      <w:proofErr w:type="spellStart"/>
+        <w:t>boolean</w:t>
+      </w:r>
+      <w:proofErr w:type="spellEnd"/>
       <w:r>
         <w:rPr>
           <w:b/>
           <w:bCs/>
           <w:color w:val="1A1A1A"/>
         </w:rPr>
-        <w:t>EstAdministrative</w:t>
-      </w:r>
-      <w:proofErr w:type="spellEnd"/>
+        <w:t xml:space="preserve">) : </w:t>
+      </w:r>
+      <w:r>
+        <w:rPr>
+          <w:color w:val="1A1A1A"/>
+        </w:rPr>
+        <w:t xml:space="preserve">Certaines applications sont présentes dans quasi toutes les implémentations Odoo car elles couvrent des besoins universels (Comptabilité, Contacts, RH). Ce booléen permet de les identifier facilement pour gérer les droits d'accès utilisateurs </w:t>
+      </w:r>
+      <w:r>
+        <w:rPr>
+          <w:color w:val="1A1A1A"/>
+        </w:rPr>
+        <w:t>-</w:t>
+      </w:r>
+      <w:r>
+        <w:rPr>
+          <w:color w:val="1A1A1A"/>
+        </w:rPr>
+        <w:t xml:space="preserve"> les apps administratives étant réservées aux utilisateurs internes sensibles.</w:t>
+      </w:r>
+    </w:p>
+    <w:p>
+      <w:pPr>
+        <w:spacing w:before="100" w:after="60"/>
+        <w:rPr>
+          <w:color w:val="1A1A1A"/>
+        </w:rPr>
+      </w:pPr>
+      <w:proofErr w:type="spellStart"/>
       <w:r>
         <w:rPr>
           <w:b/>
           <w:bCs/>
           <w:color w:val="1A1A1A"/>
         </w:rPr>
-        <w:t xml:space="preserve"> (</w:t>
-      </w:r>
-      <w:proofErr w:type="spellStart"/>
+        <w:t>SecteurActiviteId</w:t>
+      </w:r>
+      <w:proofErr w:type="spellEnd"/>
       <w:r>
         <w:rPr>
           <w:b/>
           <w:bCs/>
           <w:color w:val="1A1A1A"/>
         </w:rPr>
-        <w:t>boolean</w:t>
-      </w:r>
-      <w:proofErr w:type="spellEnd"/>
+        <w:t xml:space="preserve"> </w:t>
+      </w:r>
+      <w:proofErr w:type="spellStart"/>
       <w:r>
         <w:rPr>
           <w:b/>
           <w:bCs/>
           <w:color w:val="1A1A1A"/>
         </w:rPr>
-        <w:t xml:space="preserve">) : </w:t>
-      </w:r>
-      <w:r>
-        <w:rPr>
-          <w:color w:val="1A1A1A"/>
-        </w:rPr>
-        <w:t>Certaines applications sont présentes dans quasi toutes les implémentations Odoo car elles couvrent des besoins universels (Comptabilité, Contacts, RH). Ce booléen permet de les identifier facilement pour gérer les droits d'accès utilisateurs — les apps administratives étant réservées aux utilisateurs internes sensibles.</w:t>
-      </w:r>
-    </w:p>
-    <w:p>
-      <w:pPr>
-        <w:spacing w:before="100" w:after="60"/>
-      </w:pPr>
+        <w:t>nullable</w:t>
+      </w:r>
+      <w:proofErr w:type="spellEnd"/>
       <w:r>
         <w:rPr>
           <w:b/>
           <w:bCs/>
           <w:color w:val="1A1A1A"/>
         </w:rPr>
-        <w:t xml:space="preserve">Booléens plutôt qu'une entité Catégorie : </w:t>
-      </w:r>
-      <w:r>
-        <w:rPr>
-          <w:color w:val="1A1A1A"/>
-        </w:rPr>
-        <w:t>Ces deux classifications sont des questions binaires simples (oui/non). Créer une entité Catégorie séparée aurait ajouté une complexité inutile. Principe KISS (Keep It Simple) : deux booléens suffisent pour répondre au besoin.</w:t>
-      </w:r>
-    </w:p>
-    <w:p>
-      <w:pPr>
-        <w:spacing w:before="100" w:after="60"/>
-        <w:rPr>
-          <w:color w:val="1A1A1A"/>
-        </w:rPr>
-      </w:pPr>
-      <w:proofErr w:type="spellStart"/>
+        <w:t xml:space="preserve"> :</w:t>
+      </w:r>
       <w:r>
         <w:rPr>
           <w:b/>
           <w:bCs/>
           <w:color w:val="1A1A1A"/>
         </w:rPr>
-        <w:t>SecteurActiviteId</w:t>
+        <w:t xml:space="preserve"> </w:t>
+      </w:r>
+      <w:r>
+        <w:rPr>
+          <w:color w:val="1A1A1A"/>
+        </w:rPr>
+        <w:t>U</w:t>
+      </w:r>
+      <w:r>
+        <w:rPr>
+          <w:color w:val="1A1A1A"/>
+        </w:rPr>
+        <w:t>ne valeur NULL signifie que l'application est générale et proposée à tous les secteurs ; un</w:t>
+      </w:r>
+      <w:r>
+        <w:rPr>
+          <w:color w:val="1A1A1A"/>
+        </w:rPr>
+        <w:t xml:space="preserve"> Id de </w:t>
+      </w:r>
+      <w:proofErr w:type="spellStart"/>
+      <w:r>
+        <w:rPr>
+          <w:color w:val="1A1A1A"/>
+        </w:rPr>
+        <w:t>SecteurActivite</w:t>
       </w:r>
       <w:proofErr w:type="spellEnd"/>
       <w:r>
         <w:rPr>
-          <w:b/>
-          <w:bCs/>
           <w:color w:val="1A1A1A"/>
         </w:rPr>
         <w:t xml:space="preserve"> </w:t>
       </w:r>
-      <w:proofErr w:type="spellStart"/>
-      <w:r>
-        <w:rPr>
-          <w:b/>
-          <w:bCs/>
-          <w:color w:val="1A1A1A"/>
-        </w:rPr>
-        <w:t>nullable</w:t>
-      </w:r>
-      <w:proofErr w:type="spellEnd"/>
-      <w:r>
-        <w:rPr>
-          <w:b/>
-          <w:bCs/>
-          <w:color w:val="1A1A1A"/>
-        </w:rPr>
-        <w:t xml:space="preserve"> : </w:t>
-      </w:r>
-      <w:r>
-        <w:rPr>
-          <w:color w:val="1A1A1A"/>
-        </w:rPr>
-        <w:t xml:space="preserve">Plutôt que de créer une table de liaison </w:t>
-      </w:r>
-      <w:proofErr w:type="spellStart"/>
-      <w:r>
-        <w:rPr>
-          <w:color w:val="1A1A1A"/>
-        </w:rPr>
-        <w:t>ApplicationOdoo-SecteurActivite</w:t>
-      </w:r>
-      <w:proofErr w:type="spellEnd"/>
-      <w:r>
-        <w:rPr>
-          <w:color w:val="1A1A1A"/>
-        </w:rPr>
-        <w:t xml:space="preserve">, ce champ FK </w:t>
-      </w:r>
-      <w:proofErr w:type="spellStart"/>
-      <w:r>
-        <w:rPr>
-          <w:color w:val="1A1A1A"/>
-        </w:rPr>
-        <w:t>nullable</w:t>
-      </w:r>
-      <w:proofErr w:type="spellEnd"/>
-      <w:r>
-        <w:rPr>
-          <w:color w:val="1A1A1A"/>
-        </w:rPr>
-        <w:t xml:space="preserve"> couvre le besoin de manière simple : une valeur NULL signifie que l'application est générale et proposée à tous les secteurs ; une FK renseignée indique que l'application est spécifique au secteur référencé (ex. Restaurant pour la Restauration). Cette approche évite une table intermédiaire supplémentaire tout en conservant la flexibilité nécessaire.</w:t>
+      <w:r>
+        <w:rPr>
+          <w:color w:val="1A1A1A"/>
+        </w:rPr>
+        <w:t>renseigné indique que l'application est spécifique au secteur référencé</w:t>
+      </w:r>
+      <w:r>
+        <w:rPr>
+          <w:color w:val="1A1A1A"/>
+        </w:rPr>
+        <w:t>.</w:t>
       </w:r>
     </w:p>
     <w:p>
@@ -2544,12 +2406,10 @@
       <w:pPr>
         <w:pStyle w:val="Titre2"/>
       </w:pPr>
-      <w:proofErr w:type="spellStart"/>
       <w:r>
         <w:lastRenderedPageBreak/>
         <w:t>Resultat</w:t>
       </w:r>
-      <w:proofErr w:type="spellEnd"/>
     </w:p>
     <w:p>
       <w:pPr>
@@ -2562,21 +2422,7 @@
         <w:rPr>
           <w:color w:val="1A1A1A"/>
         </w:rPr>
-        <w:t xml:space="preserve">Représente le résultat généré pour un client </w:t>
-      </w:r>
-      <w:proofErr w:type="gramStart"/>
-      <w:r>
-        <w:rPr>
-          <w:color w:val="1A1A1A"/>
-        </w:rPr>
-        <w:t>suite au</w:t>
-      </w:r>
-      <w:proofErr w:type="gramEnd"/>
-      <w:r>
-        <w:rPr>
-          <w:color w:val="1A1A1A"/>
-        </w:rPr>
-        <w:t xml:space="preserve"> questionnaire. C'est l'en-tête de la liste d'applications sélectionnées.</w:t>
+        <w:t>Représente le résultat généré pour un client suite au questionnaire. C'est l'en-tête de la liste d'applications sélectionnées.</w:t>
       </w:r>
     </w:p>
     <w:tbl>
@@ -2725,7 +2571,6 @@
                 <w:szCs w:val="19"/>
               </w:rPr>
             </w:pPr>
-            <w:proofErr w:type="spellStart"/>
             <w:r>
               <w:rPr>
                 <w:color w:val="1A1A1A"/>
@@ -2734,7 +2579,6 @@
               </w:rPr>
               <w:t>DateGeneration</w:t>
             </w:r>
-            <w:proofErr w:type="spellEnd"/>
           </w:p>
         </w:tc>
         <w:tc>
@@ -2946,70 +2790,70 @@
       <w:pPr>
         <w:spacing w:before="100" w:after="60"/>
       </w:pPr>
-      <w:proofErr w:type="spellStart"/>
       <w:r>
         <w:rPr>
           <w:b/>
           <w:bCs/>
           <w:color w:val="1A1A1A"/>
         </w:rPr>
-        <w:t>DateGeneration</w:t>
-      </w:r>
-      <w:proofErr w:type="spellEnd"/>
+        <w:t xml:space="preserve">DateGeneration : </w:t>
+      </w:r>
+      <w:r>
+        <w:rPr>
+          <w:color w:val="1A1A1A"/>
+        </w:rPr>
+        <w:t>Permet de garder une trace de la date à laquelle la sélection a été générée. Utile si le résultat est écrasé à la suite d'une mise à jour des besoins du client, pour pouvoir identifier la version courante.</w:t>
+      </w:r>
+    </w:p>
+    <w:p>
+      <w:pPr>
+        <w:spacing w:before="100" w:after="60"/>
+      </w:pPr>
       <w:r>
         <w:rPr>
           <w:b/>
           <w:bCs/>
           <w:color w:val="1A1A1A"/>
         </w:rPr>
-        <w:t xml:space="preserve"> : </w:t>
-      </w:r>
-      <w:r>
-        <w:rPr>
-          <w:color w:val="1A1A1A"/>
-        </w:rPr>
-        <w:t>Permet de garder une trace de la date à laquelle la sélection a été générée. Utile si le résultat est écrasé à la suite d'une mise à jour des besoins du client, pour pouvoir identifier la version courante.</w:t>
+        <w:t xml:space="preserve">Notes : </w:t>
+      </w:r>
+      <w:r>
+        <w:rPr>
+          <w:color w:val="1A1A1A"/>
+        </w:rPr>
+        <w:t>Champ libre pour documenter les cas particuliers ou les ajustements manuels apportés à la liste générée automatiquement. Par exemple, si un collaborateur blackbox ajoute ou retire une application sur la base d'une discussion avec le client.</w:t>
       </w:r>
     </w:p>
     <w:p>
       <w:pPr>
         <w:spacing w:before="100" w:after="60"/>
-      </w:pPr>
+        <w:rPr>
+          <w:color w:val="1A1A1A"/>
+        </w:rPr>
+      </w:pPr>
+      <w:proofErr w:type="spellStart"/>
       <w:r>
         <w:rPr>
           <w:b/>
           <w:bCs/>
           <w:color w:val="1A1A1A"/>
         </w:rPr>
-        <w:t xml:space="preserve">Notes : </w:t>
-      </w:r>
-      <w:r>
-        <w:rPr>
-          <w:color w:val="1A1A1A"/>
-        </w:rPr>
-        <w:t>Champ libre pour documenter les cas particuliers ou les ajustements manuels apportés à la liste générée automatiquement. Par exemple, si un collaborateur blackbox ajoute ou retire une application sur la base d'une discussion avec le client.</w:t>
-      </w:r>
-    </w:p>
-    <w:p>
-      <w:pPr>
-        <w:spacing w:before="100" w:after="60"/>
-        <w:rPr>
-          <w:color w:val="1A1A1A"/>
-        </w:rPr>
-      </w:pPr>
+        <w:t>Resultat</w:t>
+      </w:r>
+      <w:proofErr w:type="spellEnd"/>
       <w:r>
         <w:rPr>
           <w:b/>
           <w:bCs/>
           <w:color w:val="1A1A1A"/>
         </w:rPr>
-        <w:t xml:space="preserve">1 résultat = 1 client (1,1) : </w:t>
-      </w:r>
-      <w:r>
-        <w:rPr>
-          <w:color w:val="1A1A1A"/>
-        </w:rPr>
-        <w:t>Un résultat est le pool d'applications Odoo défini pour un client donné. Un client ne peut avoir qu'une seule liste active à la fois. Si les besoins du client changent significativement, cela correspond à un nouveau projet traité comme un nouveau client. Le résultat peut être écrasé pour des corrections mineures.</w:t>
+        <w:t xml:space="preserve"> : </w:t>
+      </w:r>
+      <w:r>
+        <w:rPr>
+          <w:color w:val="1A1A1A"/>
+        </w:rPr>
+        <w:t>Un résultat est le pool d'applications Odoo défini pour un client donné. Si les besoins du client changent significativement, cela correspond à un nouveau projet traité comme un nouveau client. Le résultat peut être écrasé pour des corrections mineures.</w:t>
       </w:r>
     </w:p>
     <w:p>
@@ -3032,7 +2876,7 @@
       <w:proofErr w:type="spellStart"/>
       <w:r>
         <w:lastRenderedPageBreak/>
-        <w:t>QuestionApplication</w:t>
+        <w:t>Repondre</w:t>
       </w:r>
       <w:proofErr w:type="spellEnd"/>
       <w:r>
@@ -3060,49 +2904,7 @@
         <w:rPr>
           <w:color w:val="1A1A1A"/>
         </w:rPr>
-        <w:t xml:space="preserve">Table de liaison entre Question et </w:t>
-      </w:r>
-      <w:proofErr w:type="spellStart"/>
-      <w:r>
-        <w:rPr>
-          <w:color w:val="1A1A1A"/>
-        </w:rPr>
-        <w:t>ApplicationOdoo</w:t>
-      </w:r>
-      <w:proofErr w:type="spellEnd"/>
-      <w:r>
-        <w:rPr>
-          <w:color w:val="1A1A1A"/>
-        </w:rPr>
-        <w:t xml:space="preserve">. Résout la relation </w:t>
-      </w:r>
-      <w:proofErr w:type="spellStart"/>
-      <w:r>
-        <w:rPr>
-          <w:color w:val="1A1A1A"/>
-        </w:rPr>
-        <w:t>many</w:t>
-      </w:r>
-      <w:proofErr w:type="spellEnd"/>
-      <w:r>
-        <w:rPr>
-          <w:color w:val="1A1A1A"/>
-        </w:rPr>
-        <w:t>-to-</w:t>
-      </w:r>
-      <w:proofErr w:type="spellStart"/>
-      <w:r>
-        <w:rPr>
-          <w:color w:val="1A1A1A"/>
-        </w:rPr>
-        <w:t>many</w:t>
-      </w:r>
-      <w:proofErr w:type="spellEnd"/>
-      <w:r>
-        <w:rPr>
-          <w:color w:val="1A1A1A"/>
-        </w:rPr>
-        <w:t xml:space="preserve"> entre ces deux entités : si la réponse à une question est Oui, les applications qui lui sont associées sont recommandées dans le résultat.</w:t>
+        <w:t>Table de liaison entre Client et Question. Stocke la réponse Oui/Non donnée par l’intégrateur pour chaque question et chaque client. Permet de consulter et modifier les réponses par client sans écraser celles des autres clients.</w:t>
       </w:r>
     </w:p>
     <w:tbl>
@@ -3189,6 +2991,11 @@
           <w:p>
             <w:pPr>
               <w:spacing w:before="60"/>
+              <w:rPr>
+                <w:color w:val="1A1A1A"/>
+                <w:sz w:val="19"/>
+                <w:szCs w:val="19"/>
+              </w:rPr>
             </w:pPr>
             <w:r>
               <w:rPr>
@@ -3207,6 +3014,11 @@
           <w:p>
             <w:pPr>
               <w:spacing w:before="60"/>
+              <w:rPr>
+                <w:color w:val="1A1A1A"/>
+                <w:sz w:val="19"/>
+                <w:szCs w:val="19"/>
+              </w:rPr>
             </w:pPr>
             <w:r>
               <w:rPr>
@@ -3225,6 +3037,11 @@
           <w:p>
             <w:pPr>
               <w:spacing w:before="60"/>
+              <w:rPr>
+                <w:color w:val="1A1A1A"/>
+                <w:sz w:val="19"/>
+                <w:szCs w:val="19"/>
+              </w:rPr>
             </w:pPr>
             <w:r>
               <w:rPr>
@@ -3251,16 +3068,14 @@
                 <w:szCs w:val="19"/>
               </w:rPr>
             </w:pPr>
-            <w:proofErr w:type="spellStart"/>
-            <w:r>
-              <w:rPr>
-                <w:color w:val="1A1A1A"/>
-                <w:sz w:val="19"/>
-                <w:szCs w:val="19"/>
-              </w:rPr>
-              <w:t>QuestionId</w:t>
-            </w:r>
-            <w:proofErr w:type="spellEnd"/>
+            <w:r>
+              <w:rPr>
+                <w:color w:val="1A1A1A"/>
+                <w:sz w:val="19"/>
+                <w:szCs w:val="19"/>
+              </w:rPr>
+              <w:t>ClientId</w:t>
+            </w:r>
           </w:p>
         </w:tc>
         <w:tc>
@@ -3305,7 +3120,7 @@
                 <w:sz w:val="19"/>
                 <w:szCs w:val="19"/>
               </w:rPr>
-              <w:t>Référence vers Question</w:t>
+              <w:t>Référence vers Client</w:t>
             </w:r>
           </w:p>
         </w:tc>
@@ -3331,7 +3146,7 @@
                 <w:sz w:val="19"/>
                 <w:szCs w:val="19"/>
               </w:rPr>
-              <w:t>ApplicationOdooId</w:t>
+              <w:t>QuestionId</w:t>
             </w:r>
             <w:proofErr w:type="spellEnd"/>
           </w:p>
@@ -3378,8 +3193,25 @@
                 <w:sz w:val="19"/>
                 <w:szCs w:val="19"/>
               </w:rPr>
-              <w:t xml:space="preserve">Référence vers </w:t>
-            </w:r>
+              <w:t>Référence vers Question</w:t>
+            </w:r>
+          </w:p>
+        </w:tc>
+      </w:tr>
+      <w:tr>
+        <w:tc>
+          <w:tcPr>
+            <w:tcW w:w="2263" w:type="dxa"/>
+          </w:tcPr>
+          <w:p>
+            <w:pPr>
+              <w:spacing w:before="60"/>
+              <w:rPr>
+                <w:color w:val="1A1A1A"/>
+                <w:sz w:val="19"/>
+                <w:szCs w:val="19"/>
+              </w:rPr>
+            </w:pPr>
             <w:proofErr w:type="spellStart"/>
             <w:r>
               <w:rPr>
@@ -3387,31 +3219,62 @@
                 <w:sz w:val="19"/>
                 <w:szCs w:val="19"/>
               </w:rPr>
-              <w:t>ApplicationOdoo</w:t>
+              <w:t>Reponse</w:t>
             </w:r>
             <w:proofErr w:type="spellEnd"/>
+          </w:p>
+        </w:tc>
+        <w:tc>
+          <w:tcPr>
+            <w:tcW w:w="2127" w:type="dxa"/>
+          </w:tcPr>
+          <w:p>
+            <w:pPr>
+              <w:spacing w:before="60"/>
+              <w:rPr>
+                <w:color w:val="1A1A1A"/>
+                <w:sz w:val="19"/>
+                <w:szCs w:val="19"/>
+              </w:rPr>
+            </w:pPr>
+            <w:r>
+              <w:rPr>
+                <w:color w:val="1A1A1A"/>
+                <w:sz w:val="19"/>
+                <w:szCs w:val="19"/>
+              </w:rPr>
+              <w:t>BOOLEAN</w:t>
+            </w:r>
+          </w:p>
+        </w:tc>
+        <w:tc>
+          <w:tcPr>
+            <w:tcW w:w="5105" w:type="dxa"/>
+          </w:tcPr>
+          <w:p>
+            <w:pPr>
+              <w:spacing w:before="60"/>
+              <w:rPr>
+                <w:color w:val="1A1A1A"/>
+                <w:sz w:val="19"/>
+                <w:szCs w:val="19"/>
+              </w:rPr>
+            </w:pPr>
+            <w:r>
+              <w:rPr>
+                <w:color w:val="1A1A1A"/>
+                <w:sz w:val="19"/>
+                <w:szCs w:val="19"/>
+              </w:rPr>
+              <w:t>Réponse Oui/Non donnée par l’intégrateur pour cette question et ce client</w:t>
+            </w:r>
           </w:p>
         </w:tc>
       </w:tr>
     </w:tbl>
     <w:p>
       <w:pPr>
-        <w:rPr>
-          <w:color w:val="196B24" w:themeColor="accent3"/>
-        </w:rPr>
-      </w:pPr>
-    </w:p>
-    <w:p>
-      <w:pPr>
-        <w:pStyle w:val="Titre3"/>
-      </w:pPr>
-      <w:r>
-        <w:t>Décisions de conception</w:t>
-      </w:r>
-    </w:p>
-    <w:p>
-      <w:pPr>
-        <w:spacing w:before="100" w:after="60"/>
+        <w:spacing w:before="120" w:after="60"/>
       </w:pPr>
       <w:r>
         <w:rPr>
@@ -3419,29 +3282,7 @@
           <w:bCs/>
           <w:color w:val="1A1A1A"/>
         </w:rPr>
-        <w:t xml:space="preserve">Pourquoi cette table existe : </w:t>
-      </w:r>
-      <w:r>
-        <w:rPr>
-          <w:color w:val="1A1A1A"/>
-        </w:rPr>
-        <w:t xml:space="preserve">Une relation </w:t>
-      </w:r>
-      <w:proofErr w:type="spellStart"/>
-      <w:proofErr w:type="gramStart"/>
-      <w:r>
-        <w:rPr>
-          <w:color w:val="1A1A1A"/>
-        </w:rPr>
-        <w:t>n,n</w:t>
-      </w:r>
-      <w:proofErr w:type="spellEnd"/>
-      <w:proofErr w:type="gramEnd"/>
-      <w:r>
-        <w:rPr>
-          <w:color w:val="1A1A1A"/>
-        </w:rPr>
-        <w:t xml:space="preserve"> ne peut pas être représentée directement en base de données relationnelle. Cette table de liaison permet d'associer librement plusieurs applications à une question et plusieurs questions à une même application, sans redondance de données.</w:t>
+        <w:t>Décisions de conception</w:t>
       </w:r>
     </w:p>
     <w:p>
@@ -3454,45 +3295,107 @@
           <w:bCs/>
           <w:color w:val="1A1A1A"/>
         </w:rPr>
-        <w:t xml:space="preserve">Liaison Question → </w:t>
-      </w:r>
-      <w:proofErr w:type="spellStart"/>
+        <w:t xml:space="preserve">Pourquoi cette table existe : </w:t>
+      </w:r>
+      <w:r>
+        <w:rPr>
+          <w:color w:val="1A1A1A"/>
+        </w:rPr>
+        <w:t>Chaque client possède ses propres réponses, indépendamment des autres.</w:t>
+      </w:r>
+    </w:p>
+    <w:p>
+      <w:pPr>
+        <w:spacing w:before="100" w:after="60"/>
+      </w:pPr>
       <w:r>
         <w:rPr>
           <w:b/>
           <w:bCs/>
           <w:color w:val="1A1A1A"/>
         </w:rPr>
-        <w:t>ApplicationOdoo</w:t>
+        <w:t xml:space="preserve">Consultation et modification par client : </w:t>
+      </w:r>
+      <w:r>
+        <w:rPr>
+          <w:color w:val="1A1A1A"/>
+        </w:rPr>
+        <w:t xml:space="preserve">Lorsque l’utilisateur ouvre un client existant et clique sur “Modifier questionnaire”, l’application interroge cette table avec le ClientId pour récupérer toutes les réponses précédentes et les afficher en surbrillance. L’utilisateur peut modifier une réponse, ce qui met à jour la ligne correspondante dans </w:t>
+      </w:r>
+      <w:proofErr w:type="spellStart"/>
+      <w:r>
+        <w:rPr>
+          <w:color w:val="1A1A1A"/>
+        </w:rPr>
+        <w:t>Repondre</w:t>
       </w:r>
       <w:proofErr w:type="spellEnd"/>
+      <w:r>
+        <w:rPr>
+          <w:color w:val="1A1A1A"/>
+        </w:rPr>
+        <w:t xml:space="preserve"> et recalcule la liste d’applications via </w:t>
+      </w:r>
+      <w:proofErr w:type="spellStart"/>
+      <w:r>
+        <w:rPr>
+          <w:color w:val="1A1A1A"/>
+        </w:rPr>
+        <w:t>CreationListe</w:t>
+      </w:r>
+      <w:proofErr w:type="spellEnd"/>
+      <w:r>
+        <w:rPr>
+          <w:color w:val="1A1A1A"/>
+        </w:rPr>
+        <w:t>.</w:t>
+      </w:r>
+    </w:p>
+    <w:p>
+      <w:pPr>
+        <w:spacing w:before="100" w:after="60"/>
+      </w:pPr>
       <w:r>
         <w:rPr>
           <w:b/>
           <w:bCs/>
           <w:color w:val="1A1A1A"/>
         </w:rPr>
-        <w:t xml:space="preserve"> : </w:t>
-      </w:r>
-      <w:r>
-        <w:rPr>
-          <w:color w:val="1A1A1A"/>
-        </w:rPr>
-        <w:t xml:space="preserve">La logique de recommandation est directe : si </w:t>
+        <w:t xml:space="preserve">Volume de données : </w:t>
+      </w:r>
+      <w:r>
+        <w:rPr>
+          <w:color w:val="1A1A1A"/>
+        </w:rPr>
+        <w:t xml:space="preserve">Cette table contiendra </w:t>
       </w:r>
       <w:proofErr w:type="spellStart"/>
       <w:r>
         <w:rPr>
           <w:color w:val="1A1A1A"/>
         </w:rPr>
-        <w:t>Question.Reponse</w:t>
+        <w:t>nb_clients</w:t>
       </w:r>
       <w:proofErr w:type="spellEnd"/>
       <w:r>
         <w:rPr>
           <w:color w:val="1A1A1A"/>
         </w:rPr>
-        <w:t xml:space="preserve"> est True, toutes les applications liées via cette table sont ajoutées au résultat. Certaines applications sont interdépendantes — par exemple, activer la Vente suggère également la Comptabilité. Inversement, une même application comme Contacts peut être suggérée par des questions de secteurs très différents.</w:t>
+        <w:t xml:space="preserve"> × </w:t>
+      </w:r>
+      <w:proofErr w:type="spellStart"/>
+      <w:r>
+        <w:rPr>
+          <w:color w:val="1A1A1A"/>
+        </w:rPr>
+        <w:t>nb_questions</w:t>
+      </w:r>
+      <w:proofErr w:type="spellEnd"/>
+      <w:r>
+        <w:rPr>
+          <w:color w:val="1A1A1A"/>
+        </w:rPr>
+        <w:t xml:space="preserve"> lignes. C’est tout à fait normal et attendu pour une table de liaison de ce type — une taille très raisonnable pour une base de données relationnelle.</w:t>
       </w:r>
     </w:p>
     <w:p>
@@ -3508,13 +3411,13 @@
           <w:bCs/>
           <w:color w:val="1A1A1A"/>
         </w:rPr>
-        <w:t xml:space="preserve">Présence d'un Id séparé : </w:t>
-      </w:r>
-      <w:r>
-        <w:rPr>
-          <w:color w:val="1A1A1A"/>
-        </w:rPr>
-        <w:t>Bien que la clé primaire logique soit la combinaison (</w:t>
+        <w:t xml:space="preserve">Présence d’un Id séparé : </w:t>
+      </w:r>
+      <w:r>
+        <w:rPr>
+          <w:color w:val="1A1A1A"/>
+        </w:rPr>
+        <w:t xml:space="preserve">Bien que la clé primaire logique soit la combinaison (ClientId + </w:t>
       </w:r>
       <w:proofErr w:type="spellStart"/>
       <w:r>
@@ -3528,56 +3431,40 @@
         <w:rPr>
           <w:color w:val="1A1A1A"/>
         </w:rPr>
-        <w:t xml:space="preserve"> + </w:t>
-      </w:r>
+        <w:t>), un Id séparé est conservé pour faciliter d’éventuels tris, filtres ou références futures dans le code de l’application.</w:t>
+      </w:r>
+    </w:p>
+    <w:p>
+      <w:pPr>
+        <w:jc w:val="left"/>
+        <w:rPr>
+          <w:color w:val="1A1A1A"/>
+        </w:rPr>
+      </w:pPr>
+      <w:r>
+        <w:rPr>
+          <w:color w:val="1A1A1A"/>
+        </w:rPr>
+        <w:br w:type="page"/>
+      </w:r>
+    </w:p>
+    <w:p>
+      <w:pPr>
+        <w:pStyle w:val="Titre2"/>
+      </w:pPr>
       <w:proofErr w:type="spellStart"/>
       <w:r>
-        <w:rPr>
-          <w:color w:val="1A1A1A"/>
-        </w:rPr>
-        <w:t>ApplicationOdooId</w:t>
+        <w:lastRenderedPageBreak/>
+        <w:t>QuestionApplication</w:t>
       </w:r>
       <w:proofErr w:type="spellEnd"/>
       <w:r>
-        <w:rPr>
-          <w:color w:val="1A1A1A"/>
-        </w:rPr>
-        <w:t>), un Id séparé est conservé pour faciliter d'éventuels tris, filtres ou références futures dans le code de l'application.</w:t>
-      </w:r>
-    </w:p>
-    <w:p>
-      <w:pPr>
-        <w:jc w:val="left"/>
-        <w:rPr>
-          <w:color w:val="196B24" w:themeColor="accent3"/>
-        </w:rPr>
-      </w:pPr>
-      <w:r>
-        <w:rPr>
-          <w:color w:val="196B24" w:themeColor="accent3"/>
-        </w:rPr>
-        <w:br w:type="page"/>
-      </w:r>
-    </w:p>
-    <w:p>
-      <w:pPr>
-        <w:pStyle w:val="Titre2"/>
-      </w:pPr>
-      <w:proofErr w:type="spellStart"/>
-      <w:r>
-        <w:lastRenderedPageBreak/>
-        <w:t>CreationListe</w:t>
-      </w:r>
-      <w:proofErr w:type="spellEnd"/>
-      <w:r>
         <w:t xml:space="preserve"> (table de liaison </w:t>
       </w:r>
-      <w:proofErr w:type="spellStart"/>
       <w:proofErr w:type="gramStart"/>
       <w:r>
         <w:t>n,n</w:t>
       </w:r>
-      <w:proofErr w:type="spellEnd"/>
       <w:proofErr w:type="gramEnd"/>
       <w:r>
         <w:t>)</w:t>
@@ -3586,40 +3473,15 @@
     <w:p>
       <w:pPr>
         <w:spacing w:before="60" w:after="100"/>
-      </w:pPr>
-      <w:r>
-        <w:rPr>
-          <w:color w:val="1A1A1A"/>
-        </w:rPr>
-        <w:t xml:space="preserve">Table de liaison entre </w:t>
-      </w:r>
-      <w:proofErr w:type="spellStart"/>
-      <w:r>
-        <w:rPr>
-          <w:color w:val="1A1A1A"/>
-        </w:rPr>
-        <w:t>Resultat</w:t>
-      </w:r>
-      <w:proofErr w:type="spellEnd"/>
-      <w:r>
-        <w:rPr>
-          <w:color w:val="1A1A1A"/>
-        </w:rPr>
-        <w:t xml:space="preserve"> et </w:t>
-      </w:r>
-      <w:proofErr w:type="spellStart"/>
-      <w:r>
-        <w:rPr>
-          <w:color w:val="1A1A1A"/>
-        </w:rPr>
-        <w:t>ApplicationOdoo</w:t>
-      </w:r>
-      <w:proofErr w:type="spellEnd"/>
-      <w:r>
-        <w:rPr>
-          <w:color w:val="1A1A1A"/>
-        </w:rPr>
-        <w:t>. Représente concrètement la liste des applications sélectionnées pour un résultat donné.</w:t>
+        <w:rPr>
+          <w:color w:val="1A1A1A"/>
+        </w:rPr>
+      </w:pPr>
+      <w:r>
+        <w:rPr>
+          <w:color w:val="1A1A1A"/>
+        </w:rPr>
+        <w:t>Table de liaison entre Question et ApplicationOdoo. Résout la relation many-to-many entre ces deux entités : si la réponse à une question est Oui, les applications qui lui sont associées sont recommandées dans le résultat.</w:t>
       </w:r>
     </w:p>
     <w:tbl>
@@ -3640,7 +3502,7 @@
         <w:tc>
           <w:tcPr>
             <w:tcW w:w="2263" w:type="dxa"/>
-            <w:shd w:val="clear" w:color="auto" w:fill="F48A68"/>
+            <w:shd w:val="clear" w:color="auto" w:fill="83B337"/>
             <w:vAlign w:val="center"/>
           </w:tcPr>
           <w:p>
@@ -3660,7 +3522,7 @@
         <w:tc>
           <w:tcPr>
             <w:tcW w:w="2127" w:type="dxa"/>
-            <w:shd w:val="clear" w:color="auto" w:fill="F48A68"/>
+            <w:shd w:val="clear" w:color="auto" w:fill="83B337"/>
             <w:vAlign w:val="center"/>
           </w:tcPr>
           <w:p>
@@ -3680,7 +3542,7 @@
         <w:tc>
           <w:tcPr>
             <w:tcW w:w="5105" w:type="dxa"/>
-            <w:shd w:val="clear" w:color="auto" w:fill="F48A68"/>
+            <w:shd w:val="clear" w:color="auto" w:fill="83B337"/>
             <w:vAlign w:val="center"/>
           </w:tcPr>
           <w:p>
@@ -3768,16 +3630,14 @@
                 <w:szCs w:val="19"/>
               </w:rPr>
             </w:pPr>
-            <w:proofErr w:type="spellStart"/>
-            <w:r>
-              <w:rPr>
-                <w:color w:val="1A1A1A"/>
-                <w:sz w:val="19"/>
-                <w:szCs w:val="19"/>
-              </w:rPr>
-              <w:t>ResultatId</w:t>
-            </w:r>
-            <w:proofErr w:type="spellEnd"/>
+            <w:r>
+              <w:rPr>
+                <w:color w:val="1A1A1A"/>
+                <w:sz w:val="19"/>
+                <w:szCs w:val="19"/>
+              </w:rPr>
+              <w:t>QuestionId</w:t>
+            </w:r>
           </w:p>
         </w:tc>
         <w:tc>
@@ -3822,18 +3682,8 @@
                 <w:sz w:val="19"/>
                 <w:szCs w:val="19"/>
               </w:rPr>
-              <w:t xml:space="preserve">Référence vers </w:t>
-            </w:r>
-            <w:proofErr w:type="spellStart"/>
-            <w:r>
-              <w:rPr>
-                <w:color w:val="1A1A1A"/>
-                <w:sz w:val="19"/>
-                <w:szCs w:val="19"/>
-              </w:rPr>
-              <w:t>Resultat</w:t>
-            </w:r>
-            <w:proofErr w:type="spellEnd"/>
+              <w:t>Référence vers Question</w:t>
+            </w:r>
           </w:p>
         </w:tc>
       </w:tr>
@@ -3851,7 +3701,6 @@
                 <w:szCs w:val="19"/>
               </w:rPr>
             </w:pPr>
-            <w:proofErr w:type="spellStart"/>
             <w:r>
               <w:rPr>
                 <w:color w:val="1A1A1A"/>
@@ -3860,7 +3709,6 @@
               </w:rPr>
               <w:t>ApplicationOdooId</w:t>
             </w:r>
-            <w:proofErr w:type="spellEnd"/>
           </w:p>
         </w:tc>
         <w:tc>
@@ -3905,18 +3753,8 @@
                 <w:sz w:val="19"/>
                 <w:szCs w:val="19"/>
               </w:rPr>
-              <w:t xml:space="preserve">Référence vers </w:t>
-            </w:r>
-            <w:proofErr w:type="spellStart"/>
-            <w:r>
-              <w:rPr>
-                <w:color w:val="1A1A1A"/>
-                <w:sz w:val="19"/>
-                <w:szCs w:val="19"/>
-              </w:rPr>
-              <w:t>ApplicationOdoo</w:t>
-            </w:r>
-            <w:proofErr w:type="spellEnd"/>
+              <w:t>Référence vers ApplicationOdoo</w:t>
+            </w:r>
           </w:p>
         </w:tc>
       </w:tr>
@@ -3952,23 +3790,7 @@
         <w:rPr>
           <w:color w:val="1A1A1A"/>
         </w:rPr>
-        <w:t xml:space="preserve">Un résultat contient plusieurs applications Odoo, et une même application peut apparaître dans plusieurs résultats. Cette relation </w:t>
-      </w:r>
-      <w:proofErr w:type="spellStart"/>
-      <w:proofErr w:type="gramStart"/>
-      <w:r>
-        <w:rPr>
-          <w:color w:val="1A1A1A"/>
-        </w:rPr>
-        <w:t>n,n</w:t>
-      </w:r>
-      <w:proofErr w:type="spellEnd"/>
-      <w:proofErr w:type="gramEnd"/>
-      <w:r>
-        <w:rPr>
-          <w:color w:val="1A1A1A"/>
-        </w:rPr>
-        <w:t xml:space="preserve"> est résolue par cette table de liaison, qui constitue le contenu réel de la liste générée pour le client.</w:t>
+        <w:t>Une relation n,n ne peut pas être représentée directement en base de données relationnelle. Cette table de liaison permet d'associer librement plusieurs applications à une question et plusieurs questions à une même application, sans redondance de données.</w:t>
       </w:r>
     </w:p>
     <w:p>
@@ -3981,105 +3803,444 @@
           <w:bCs/>
           <w:color w:val="1A1A1A"/>
         </w:rPr>
+        <w:t xml:space="preserve">Liaison Question → ApplicationOdoo : </w:t>
+      </w:r>
+      <w:r>
+        <w:rPr>
+          <w:color w:val="1A1A1A"/>
+        </w:rPr>
+        <w:t>La logique de recommandation est directe : si la réponse stockée dans la table Repondre pour ce client et cette question est True (Oui), toutes les applications liées via cette table sont ajoutées au résultat. Certaines applications sont interdépendantes — par exemple, activer la Vente suggère également la Comptabilité. Inversement, une même application comme Contacts peut être suggérée par des questions de secteurs très différents.</w:t>
+      </w:r>
+    </w:p>
+    <w:p>
+      <w:pPr>
+        <w:spacing w:before="100" w:after="60"/>
+        <w:rPr>
+          <w:color w:val="1A1A1A"/>
+        </w:rPr>
+      </w:pPr>
+      <w:r>
+        <w:rPr>
+          <w:b/>
+          <w:bCs/>
+          <w:color w:val="1A1A1A"/>
+        </w:rPr>
         <w:t xml:space="preserve">Présence d'un Id séparé : </w:t>
       </w:r>
       <w:r>
         <w:rPr>
           <w:color w:val="1A1A1A"/>
         </w:rPr>
-        <w:t xml:space="preserve">Même logique que </w:t>
-      </w:r>
+        <w:t>Bien que la clé primaire logique soit la combinaison (QuestionId + ApplicationOdooId), un Id séparé est conservé pour faciliter d'éventuels tris, filtres ou références futures dans le code de l'application.</w:t>
+      </w:r>
+    </w:p>
+    <w:p>
+      <w:pPr>
+        <w:jc w:val="left"/>
+        <w:rPr>
+          <w:color w:val="196B24" w:themeColor="accent3"/>
+        </w:rPr>
+      </w:pPr>
+      <w:r>
+        <w:rPr>
+          <w:color w:val="196B24" w:themeColor="accent3"/>
+        </w:rPr>
+        <w:br w:type="page"/>
+      </w:r>
+    </w:p>
+    <w:p>
+      <w:pPr>
+        <w:pStyle w:val="Titre2"/>
+      </w:pPr>
+      <w:r>
+        <w:lastRenderedPageBreak/>
+        <w:t>CreationListe (table de liaison n,n)</w:t>
+      </w:r>
+    </w:p>
+    <w:p>
+      <w:pPr>
+        <w:spacing w:before="60" w:after="100"/>
+      </w:pPr>
+      <w:r>
+        <w:rPr>
+          <w:color w:val="1A1A1A"/>
+        </w:rPr>
+        <w:t>Table de liaison entre Resultat et ApplicationOdoo. Représente concrètement la liste des applications sélectionnées pour un résultat donné.</w:t>
+      </w:r>
+    </w:p>
+    <w:tbl>
+      <w:tblPr>
+        <w:tblStyle w:val="Grilledetableauclaire"/>
+        <w:tblW w:w="9495" w:type="dxa"/>
+        <w:tblLook w:val="04A0" w:firstRow="1" w:lastRow="0" w:firstColumn="1" w:lastColumn="0" w:noHBand="0" w:noVBand="1"/>
+      </w:tblPr>
+      <w:tblGrid>
+        <w:gridCol w:w="2263"/>
+        <w:gridCol w:w="2127"/>
+        <w:gridCol w:w="5105"/>
+      </w:tblGrid>
+      <w:tr>
+        <w:trPr>
+          <w:trHeight w:val="437"/>
+        </w:trPr>
+        <w:tc>
+          <w:tcPr>
+            <w:tcW w:w="2263" w:type="dxa"/>
+            <w:shd w:val="clear" w:color="auto" w:fill="83A1B0"/>
+            <w:vAlign w:val="center"/>
+          </w:tcPr>
+          <w:p>
+            <w:pPr>
+              <w:spacing w:before="60"/>
+            </w:pPr>
+            <w:r>
+              <w:rPr>
+                <w:b/>
+                <w:bCs/>
+                <w:color w:val="FFFFFF"/>
+              </w:rPr>
+              <w:t>Attribut</w:t>
+            </w:r>
+          </w:p>
+        </w:tc>
+        <w:tc>
+          <w:tcPr>
+            <w:tcW w:w="2127" w:type="dxa"/>
+            <w:shd w:val="clear" w:color="auto" w:fill="83A1B0"/>
+            <w:vAlign w:val="center"/>
+          </w:tcPr>
+          <w:p>
+            <w:pPr>
+              <w:spacing w:before="60"/>
+            </w:pPr>
+            <w:r>
+              <w:rPr>
+                <w:b/>
+                <w:bCs/>
+                <w:color w:val="FFFFFF"/>
+              </w:rPr>
+              <w:t>Type</w:t>
+            </w:r>
+          </w:p>
+        </w:tc>
+        <w:tc>
+          <w:tcPr>
+            <w:tcW w:w="5105" w:type="dxa"/>
+            <w:shd w:val="clear" w:color="auto" w:fill="83A1B0"/>
+            <w:vAlign w:val="center"/>
+          </w:tcPr>
+          <w:p>
+            <w:pPr>
+              <w:spacing w:before="60"/>
+            </w:pPr>
+            <w:r>
+              <w:rPr>
+                <w:b/>
+                <w:bCs/>
+                <w:color w:val="FFFFFF"/>
+              </w:rPr>
+              <w:t>Description</w:t>
+            </w:r>
+          </w:p>
+        </w:tc>
+      </w:tr>
+      <w:tr>
+        <w:tc>
+          <w:tcPr>
+            <w:tcW w:w="2263" w:type="dxa"/>
+          </w:tcPr>
+          <w:p>
+            <w:pPr>
+              <w:spacing w:before="60"/>
+            </w:pPr>
+            <w:r>
+              <w:rPr>
+                <w:color w:val="1A1A1A"/>
+                <w:sz w:val="19"/>
+                <w:szCs w:val="19"/>
+              </w:rPr>
+              <w:t>Id</w:t>
+            </w:r>
+          </w:p>
+        </w:tc>
+        <w:tc>
+          <w:tcPr>
+            <w:tcW w:w="2127" w:type="dxa"/>
+          </w:tcPr>
+          <w:p>
+            <w:pPr>
+              <w:spacing w:before="60"/>
+            </w:pPr>
+            <w:r>
+              <w:rPr>
+                <w:color w:val="1A1A1A"/>
+                <w:sz w:val="19"/>
+                <w:szCs w:val="19"/>
+              </w:rPr>
+              <w:t>INT (PK)</w:t>
+            </w:r>
+          </w:p>
+        </w:tc>
+        <w:tc>
+          <w:tcPr>
+            <w:tcW w:w="5105" w:type="dxa"/>
+          </w:tcPr>
+          <w:p>
+            <w:pPr>
+              <w:spacing w:before="60"/>
+            </w:pPr>
+            <w:r>
+              <w:rPr>
+                <w:color w:val="1A1A1A"/>
+                <w:sz w:val="19"/>
+                <w:szCs w:val="19"/>
+              </w:rPr>
+              <w:t>Identifiant unique</w:t>
+            </w:r>
+          </w:p>
+        </w:tc>
+      </w:tr>
+      <w:tr>
+        <w:tc>
+          <w:tcPr>
+            <w:tcW w:w="2263" w:type="dxa"/>
+          </w:tcPr>
+          <w:p>
+            <w:pPr>
+              <w:spacing w:before="60"/>
+              <w:rPr>
+                <w:color w:val="1A1A1A"/>
+                <w:sz w:val="19"/>
+                <w:szCs w:val="19"/>
+              </w:rPr>
+            </w:pPr>
+            <w:r>
+              <w:rPr>
+                <w:color w:val="1A1A1A"/>
+                <w:sz w:val="19"/>
+                <w:szCs w:val="19"/>
+              </w:rPr>
+              <w:t>ResultatId</w:t>
+            </w:r>
+          </w:p>
+        </w:tc>
+        <w:tc>
+          <w:tcPr>
+            <w:tcW w:w="2127" w:type="dxa"/>
+          </w:tcPr>
+          <w:p>
+            <w:pPr>
+              <w:spacing w:before="60"/>
+              <w:rPr>
+                <w:color w:val="1A1A1A"/>
+                <w:sz w:val="19"/>
+                <w:szCs w:val="19"/>
+              </w:rPr>
+            </w:pPr>
+            <w:r>
+              <w:rPr>
+                <w:color w:val="1A1A1A"/>
+                <w:sz w:val="19"/>
+                <w:szCs w:val="19"/>
+              </w:rPr>
+              <w:t>INT (FK)</w:t>
+            </w:r>
+          </w:p>
+        </w:tc>
+        <w:tc>
+          <w:tcPr>
+            <w:tcW w:w="5105" w:type="dxa"/>
+          </w:tcPr>
+          <w:p>
+            <w:pPr>
+              <w:spacing w:before="60"/>
+              <w:rPr>
+                <w:color w:val="1A1A1A"/>
+                <w:sz w:val="19"/>
+                <w:szCs w:val="19"/>
+              </w:rPr>
+            </w:pPr>
+            <w:r>
+              <w:rPr>
+                <w:color w:val="1A1A1A"/>
+                <w:sz w:val="19"/>
+                <w:szCs w:val="19"/>
+              </w:rPr>
+              <w:t>Référence vers Resultat</w:t>
+            </w:r>
+          </w:p>
+        </w:tc>
+      </w:tr>
+      <w:tr>
+        <w:tc>
+          <w:tcPr>
+            <w:tcW w:w="2263" w:type="dxa"/>
+          </w:tcPr>
+          <w:p>
+            <w:pPr>
+              <w:spacing w:before="60"/>
+              <w:rPr>
+                <w:color w:val="1A1A1A"/>
+                <w:sz w:val="19"/>
+                <w:szCs w:val="19"/>
+              </w:rPr>
+            </w:pPr>
+            <w:r>
+              <w:rPr>
+                <w:color w:val="1A1A1A"/>
+                <w:sz w:val="19"/>
+                <w:szCs w:val="19"/>
+              </w:rPr>
+              <w:t>ApplicationOdooId</w:t>
+            </w:r>
+          </w:p>
+        </w:tc>
+        <w:tc>
+          <w:tcPr>
+            <w:tcW w:w="2127" w:type="dxa"/>
+          </w:tcPr>
+          <w:p>
+            <w:pPr>
+              <w:spacing w:before="60"/>
+              <w:rPr>
+                <w:color w:val="1A1A1A"/>
+                <w:sz w:val="19"/>
+                <w:szCs w:val="19"/>
+              </w:rPr>
+            </w:pPr>
+            <w:r>
+              <w:rPr>
+                <w:color w:val="1A1A1A"/>
+                <w:sz w:val="19"/>
+                <w:szCs w:val="19"/>
+              </w:rPr>
+              <w:t>INT (FK)</w:t>
+            </w:r>
+          </w:p>
+        </w:tc>
+        <w:tc>
+          <w:tcPr>
+            <w:tcW w:w="5105" w:type="dxa"/>
+          </w:tcPr>
+          <w:p>
+            <w:pPr>
+              <w:spacing w:before="60"/>
+              <w:rPr>
+                <w:color w:val="1A1A1A"/>
+                <w:sz w:val="19"/>
+                <w:szCs w:val="19"/>
+              </w:rPr>
+            </w:pPr>
+            <w:r>
+              <w:rPr>
+                <w:color w:val="1A1A1A"/>
+                <w:sz w:val="19"/>
+                <w:szCs w:val="19"/>
+              </w:rPr>
+              <w:t>Référence vers ApplicationOdoo</w:t>
+            </w:r>
+          </w:p>
+        </w:tc>
+      </w:tr>
+    </w:tbl>
+    <w:p>
+      <w:pPr>
+        <w:rPr>
+          <w:color w:val="196B24" w:themeColor="accent3"/>
+        </w:rPr>
+      </w:pPr>
+    </w:p>
+    <w:p>
+      <w:pPr>
+        <w:pStyle w:val="Titre3"/>
+      </w:pPr>
+      <w:r>
+        <w:t>Décisions de conception</w:t>
+      </w:r>
+    </w:p>
+    <w:p>
+      <w:pPr>
+        <w:spacing w:before="100" w:after="60"/>
+      </w:pPr>
+      <w:r>
+        <w:rPr>
+          <w:b/>
+          <w:bCs/>
+          <w:color w:val="1A1A1A"/>
+        </w:rPr>
+        <w:t xml:space="preserve">Pourquoi cette table existe : </w:t>
+      </w:r>
+      <w:r>
+        <w:rPr>
+          <w:color w:val="1A1A1A"/>
+        </w:rPr>
+        <w:t>Un résultat contient plusieurs applications Odoo, et une même application peut apparaître dans plusieurs résultats. Cette relation n,n est résolue par cette table de liaison, qui constitue le contenu réel de la liste générée pour le client.</w:t>
+      </w:r>
+    </w:p>
+    <w:p>
+      <w:pPr>
+        <w:spacing w:before="100" w:after="60"/>
+      </w:pPr>
+      <w:r>
+        <w:rPr>
+          <w:b/>
+          <w:bCs/>
+          <w:color w:val="1A1A1A"/>
+        </w:rPr>
+        <w:t xml:space="preserve">Présence d'un Id séparé : </w:t>
+      </w:r>
+      <w:r>
+        <w:rPr>
+          <w:color w:val="1A1A1A"/>
+        </w:rPr>
+        <w:t>Même logique que QuestionApplication : un Id séparé facilite les opérations de tri, filtrage et référencement dans le code, même si la combinaison (ResultatId + ApplicationOdooId) est logiquement unique.</w:t>
+      </w:r>
+    </w:p>
+    <w:p>
+      <w:pPr>
+        <w:rPr>
+          <w:color w:val="1A1A1A"/>
+        </w:rPr>
+      </w:pPr>
+      <w:r>
+        <w:rPr>
+          <w:color w:val="1A1A1A"/>
+        </w:rPr>
+        <w:br w:type="page"/>
+      </w:r>
+    </w:p>
+    <w:p>
+      <w:pPr>
+        <w:spacing w:before="100" w:after="60"/>
+      </w:pPr>
+    </w:p>
+    <w:p>
+      <w:pPr>
+        <w:pStyle w:val="Titre2"/>
+      </w:pPr>
       <w:proofErr w:type="spellStart"/>
       <w:r>
-        <w:rPr>
-          <w:color w:val="1A1A1A"/>
-        </w:rPr>
-        <w:t>QuestionApplication</w:t>
+        <w:t>DbDesigner</w:t>
       </w:r>
       <w:proofErr w:type="spellEnd"/>
-      <w:r>
-        <w:rPr>
-          <w:color w:val="1A1A1A"/>
-        </w:rPr>
-        <w:t xml:space="preserve"> : un Id séparé facilite les opérations de tri, filtrage et référencement dans le code, même si la combinaison (</w:t>
-      </w:r>
-      <w:proofErr w:type="spellStart"/>
-      <w:r>
-        <w:rPr>
-          <w:color w:val="1A1A1A"/>
-        </w:rPr>
-        <w:t>ResultatId</w:t>
-      </w:r>
-      <w:proofErr w:type="spellEnd"/>
-      <w:r>
-        <w:rPr>
-          <w:color w:val="1A1A1A"/>
-        </w:rPr>
-        <w:t xml:space="preserve"> + </w:t>
-      </w:r>
-      <w:proofErr w:type="spellStart"/>
-      <w:r>
-        <w:rPr>
-          <w:color w:val="1A1A1A"/>
-        </w:rPr>
-        <w:t>ApplicationOdooId</w:t>
-      </w:r>
-      <w:proofErr w:type="spellEnd"/>
-      <w:r>
-        <w:rPr>
-          <w:color w:val="1A1A1A"/>
-        </w:rPr>
-        <w:t>) est logiquement unique.</w:t>
-      </w:r>
-    </w:p>
-    <w:p>
-      <w:pPr>
-        <w:jc w:val="left"/>
+    </w:p>
+    <w:p/>
+    <w:p>
+      <w:pPr>
         <w:rPr>
           <w:color w:val="196B24" w:themeColor="accent3"/>
         </w:rPr>
       </w:pPr>
       <w:r>
         <w:rPr>
+          <w:noProof/>
           <w:color w:val="196B24" w:themeColor="accent3"/>
         </w:rPr>
-        <w:br w:type="page"/>
-      </w:r>
-    </w:p>
-    <w:p>
-      <w:pPr>
-        <w:pStyle w:val="Titre2"/>
-      </w:pPr>
-      <w:proofErr w:type="spellStart"/>
-      <w:r>
-        <w:lastRenderedPageBreak/>
-        <w:t>DbDesigner</w:t>
-      </w:r>
-      <w:proofErr w:type="spellEnd"/>
-    </w:p>
-    <w:p>
-      <w:pPr>
-        <w:rPr>
-          <w:color w:val="196B24" w:themeColor="accent3"/>
-        </w:rPr>
-      </w:pPr>
-      <w:r>
-        <w:rPr>
-          <w:color w:val="196B24" w:themeColor="accent3"/>
-        </w:rPr>
         <w:drawing>
-          <wp:anchor distT="0" distB="0" distL="114300" distR="114300" simplePos="0" relativeHeight="251658240" behindDoc="0" locked="0" layoutInCell="1" allowOverlap="1" wp14:anchorId="71C0311C" wp14:editId="434BB9C4">
-            <wp:simplePos x="898497" y="811033"/>
-            <wp:positionH relativeFrom="margin">
-              <wp:align>center</wp:align>
-            </wp:positionH>
-            <wp:positionV relativeFrom="margin">
-              <wp:align>center</wp:align>
-            </wp:positionV>
-            <wp:extent cx="6484087" cy="5224007"/>
+          <wp:inline distT="0" distB="0" distL="0" distR="0" wp14:anchorId="032CC6FF" wp14:editId="0F1F5F5E">
+            <wp:extent cx="5760720" cy="5203825"/>
             <wp:effectExtent l="0" t="0" r="0" b="0"/>
-            <wp:wrapSquare wrapText="bothSides"/>
-            <wp:docPr id="194117665" name="Image 1" descr="ApplicationOdoo,&#10;&#10;Le contenu généré par l’IA peut être incorrect."/>
+            <wp:docPr id="1342362998" name="Image 1" descr="The image illustrates a complex data structure with various attributes such as 'Id', 'Nom', 'Type', and 'Value' for different entities like 'Client', 'Resultat', and 'Question'.&#10;&#10;Le contenu généré par l’IA peut être incorrect."/>
             <wp:cNvGraphicFramePr>
               <a:graphicFrameLocks xmlns:a="http://schemas.openxmlformats.org/drawingml/2006/main" noChangeAspect="1"/>
             </wp:cNvGraphicFramePr>
@@ -4087,17 +4248,11 @@
               <a:graphicData uri="http://schemas.openxmlformats.org/drawingml/2006/picture">
                 <pic:pic xmlns:pic="http://schemas.openxmlformats.org/drawingml/2006/picture">
                   <pic:nvPicPr>
-                    <pic:cNvPr id="194117665" name="Image 1" descr="ApplicationOdoo,&#10;&#10;Le contenu généré par l’IA peut être incorrect."/>
+                    <pic:cNvPr id="1342362998" name="Image 1" descr="The image illustrates a complex data structure with various attributes such as 'Id', 'Nom', 'Type', and 'Value' for different entities like 'Client', 'Resultat', and 'Question'.&#10;&#10;Le contenu généré par l’IA peut être incorrect."/>
                     <pic:cNvPicPr/>
                   </pic:nvPicPr>
                   <pic:blipFill>
-                    <a:blip r:embed="rId8">
-                      <a:extLst>
-                        <a:ext uri="{28A0092B-C50C-407E-A947-70E740481C1C}">
-                          <a14:useLocalDpi xmlns:a14="http://schemas.microsoft.com/office/drawing/2010/main" val="0"/>
-                        </a:ext>
-                      </a:extLst>
-                    </a:blip>
+                    <a:blip r:embed="rId8"/>
                     <a:stretch>
                       <a:fillRect/>
                     </a:stretch>
@@ -4105,7 +4260,7 @@
                   <pic:spPr>
                     <a:xfrm>
                       <a:off x="0" y="0"/>
-                      <a:ext cx="6484087" cy="5224007"/>
+                      <a:ext cx="5760720" cy="5203825"/>
                     </a:xfrm>
                     <a:prstGeom prst="rect">
                       <a:avLst/>
@@ -4114,7 +4269,7 @@
                 </pic:pic>
               </a:graphicData>
             </a:graphic>
-          </wp:anchor>
+          </wp:inline>
         </w:drawing>
       </w:r>
     </w:p>
